--- a/files/Resume.docx
+++ b/files/Resume.docx
@@ -1283,7 +1283,27 @@
           <w:sz w:val="21"/>
           <w:szCs w:val="21"/>
         </w:rPr>
-        <w:t>Strengthened record-scoped authorization and concurrent-write reliability by deriving access decisions from persisted records and implementing idempotent label writes with explicit transaction handling, constraint translation, and post-transaction reads</w:t>
+        <w:t xml:space="preserve">Strengthened record-scoped authorization and concurrent-write reliability by deriving </w:t>
+      </w:r>
+      <w:proofErr w:type="gramStart"/>
+      <w:r>
+        <w:rPr>
+          <w:rFonts w:ascii="Calibri" w:eastAsia="Times New Roman" w:hAnsi="Calibri" w:cs="Calibri"/>
+          <w:color w:val="000000"/>
+          <w:sz w:val="21"/>
+          <w:szCs w:val="21"/>
+        </w:rPr>
+        <w:t>access</w:t>
+      </w:r>
+      <w:proofErr w:type="gramEnd"/>
+      <w:r>
+        <w:rPr>
+          <w:rFonts w:ascii="Calibri" w:eastAsia="Times New Roman" w:hAnsi="Calibri" w:cs="Calibri"/>
+          <w:color w:val="000000"/>
+          <w:sz w:val="21"/>
+          <w:szCs w:val="21"/>
+        </w:rPr>
+        <w:t xml:space="preserve"> decisions from persisted records and implementing idempotent label writes with explicit transaction handling, constraint translation, and post-transaction reads</w:t>
       </w:r>
     </w:p>
     <w:p>
@@ -1309,7 +1329,27 @@
           <w:sz w:val="21"/>
           <w:szCs w:val="21"/>
         </w:rPr>
-        <w:t>Built keyset-batched bulk labeling for up to 500 risks per request with item-level outcomes and delivered an AWS Cloudscape governance UI with filtering, grouping, drill-downs, and change history; reduced grouped-report API calls from 10 to 1 and data-fetch latency by approximately 80%; and implemented formula-safe CSV/Excel exports</w:t>
+        <w:t xml:space="preserve">Built keyset-batched bulk labeling for up to 500 risks per request with item-level outcomes and delivered an AWS Cloudscape governance UI with filtering, grouping, </w:t>
+      </w:r>
+      <w:proofErr w:type="gramStart"/>
+      <w:r>
+        <w:rPr>
+          <w:rFonts w:ascii="Calibri" w:eastAsia="Times New Roman" w:hAnsi="Calibri" w:cs="Calibri"/>
+          <w:color w:val="000000"/>
+          <w:sz w:val="21"/>
+          <w:szCs w:val="21"/>
+        </w:rPr>
+        <w:t>drill-downs</w:t>
+      </w:r>
+      <w:proofErr w:type="gramEnd"/>
+      <w:r>
+        <w:rPr>
+          <w:rFonts w:ascii="Calibri" w:eastAsia="Times New Roman" w:hAnsi="Calibri" w:cs="Calibri"/>
+          <w:color w:val="000000"/>
+          <w:sz w:val="21"/>
+          <w:szCs w:val="21"/>
+        </w:rPr>
+        <w:t>, and change history; reduced grouped-report API calls from 10 to 1 and data-fetch latency by approximately 80%; and implemented formula-safe CSV/Excel exports</w:t>
       </w:r>
     </w:p>
     <w:p>
@@ -2242,7 +2282,52 @@
           <w:sz w:val="21"/>
           <w:szCs w:val="21"/>
         </w:rPr>
-        <w:t xml:space="preserve">, “MolmoB0T: Large-Scale Simulation Enables Zero-Shot Manipulation,” Conference on Robot Learning (CoRL), 2026. Best </w:t>
+        <w:t>, “MolmoB0T: Large-Scale Simulation Enables Zero-Shot Manipulation,” CoRL 2026</w:t>
+      </w:r>
+      <w:r>
+        <w:rPr>
+          <w:rFonts w:ascii="Calibri" w:eastAsia="Times New Roman" w:hAnsi="Calibri" w:cs="Calibri" w:hint="eastAsia"/>
+          <w:color w:val="000000"/>
+          <w:sz w:val="21"/>
+          <w:szCs w:val="21"/>
+        </w:rPr>
+        <w:t xml:space="preserve"> </w:t>
+      </w:r>
+      <w:r>
+        <w:rPr>
+          <w:rFonts w:ascii="Calibri" w:eastAsia="Times New Roman" w:hAnsi="Calibri" w:cs="Calibri" w:hint="eastAsia"/>
+          <w:color w:val="000000"/>
+          <w:sz w:val="21"/>
+          <w:szCs w:val="21"/>
+        </w:rPr>
+        <w:t>(</w:t>
+      </w:r>
+      <w:r>
+        <w:rPr>
+          <w:rFonts w:ascii="Calibri" w:eastAsia="Times New Roman" w:hAnsi="Calibri" w:cs="Calibri"/>
+          <w:color w:val="000000"/>
+          <w:sz w:val="21"/>
+          <w:szCs w:val="21"/>
+        </w:rPr>
+        <w:t>Oral</w:t>
+      </w:r>
+      <w:r>
+        <w:rPr>
+          <w:rFonts w:ascii="Calibri" w:hAnsi="Calibri" w:cs="Calibri" w:hint="eastAsia"/>
+          <w:color w:val="000000"/>
+          <w:sz w:val="21"/>
+          <w:szCs w:val="21"/>
+        </w:rPr>
+        <w:t>)</w:t>
+      </w:r>
+      <w:r>
+        <w:rPr>
+          <w:rFonts w:ascii="Calibri" w:eastAsia="Times New Roman" w:hAnsi="Calibri" w:cs="Calibri"/>
+          <w:color w:val="000000"/>
+          <w:sz w:val="21"/>
+          <w:szCs w:val="21"/>
+        </w:rPr>
+        <w:t xml:space="preserve">. Best </w:t>
       </w:r>
       <w:r>
         <w:rPr>
@@ -2404,7 +2489,70 @@
           <w:sz w:val="21"/>
           <w:szCs w:val="21"/>
         </w:rPr>
-        <w:t>Conference on Robot Learning (CoRL), 2026.</w:t>
+        <w:t>CoRL</w:t>
+      </w:r>
+      <w:r>
+        <w:rPr>
+          <w:rFonts w:ascii="Calibri" w:hAnsi="Calibri" w:cs="Calibri" w:hint="eastAsia"/>
+          <w:color w:val="000000"/>
+          <w:sz w:val="21"/>
+          <w:szCs w:val="21"/>
+        </w:rPr>
+        <w:t xml:space="preserve"> </w:t>
+      </w:r>
+      <w:r>
+        <w:rPr>
+          <w:rFonts w:ascii="Calibri" w:hAnsi="Calibri" w:cs="Calibri"/>
+          <w:color w:val="000000"/>
+          <w:sz w:val="21"/>
+          <w:szCs w:val="21"/>
+        </w:rPr>
+        <w:t>2026</w:t>
+      </w:r>
+      <w:r>
+        <w:rPr>
+          <w:rFonts w:ascii="Calibri" w:hAnsi="Calibri" w:cs="Calibri" w:hint="eastAsia"/>
+          <w:color w:val="000000"/>
+          <w:sz w:val="21"/>
+          <w:szCs w:val="21"/>
+        </w:rPr>
+        <w:t xml:space="preserve"> </w:t>
+      </w:r>
+      <w:r>
+        <w:rPr>
+          <w:rFonts w:ascii="Calibri" w:hAnsi="Calibri" w:cs="Calibri" w:hint="eastAsia"/>
+          <w:color w:val="000000"/>
+          <w:sz w:val="21"/>
+          <w:szCs w:val="21"/>
+        </w:rPr>
+        <w:t>(</w:t>
+      </w:r>
+      <w:r>
+        <w:rPr>
+          <w:rFonts w:ascii="Calibri" w:hAnsi="Calibri" w:cs="Calibri" w:hint="eastAsia"/>
+          <w:color w:val="000000"/>
+          <w:sz w:val="21"/>
+          <w:szCs w:val="21"/>
+        </w:rPr>
+        <w:t>Spotlight</w:t>
+      </w:r>
+      <w:r>
+        <w:rPr>
+          <w:rFonts w:ascii="Calibri" w:hAnsi="Calibri" w:cs="Calibri" w:hint="eastAsia"/>
+          <w:color w:val="000000"/>
+          <w:sz w:val="21"/>
+          <w:szCs w:val="21"/>
+        </w:rPr>
+        <w:t>)</w:t>
+      </w:r>
+      <w:r>
+        <w:rPr>
+          <w:rFonts w:ascii="Calibri" w:hAnsi="Calibri" w:cs="Calibri"/>
+          <w:color w:val="000000"/>
+          <w:sz w:val="21"/>
+          <w:szCs w:val="21"/>
+        </w:rPr>
+        <w:t>.</w:t>
       </w:r>
       <w:r>
         <w:rPr>

--- a/files/Resume.docx
+++ b/files/Resume.docx
@@ -1283,27 +1283,7 @@
           <w:sz w:val="21"/>
           <w:szCs w:val="21"/>
         </w:rPr>
-        <w:t xml:space="preserve">Strengthened record-scoped authorization and concurrent-write reliability by deriving </w:t>
-      </w:r>
-      <w:proofErr w:type="gramStart"/>
-      <w:r>
-        <w:rPr>
-          <w:rFonts w:ascii="Calibri" w:eastAsia="Times New Roman" w:hAnsi="Calibri" w:cs="Calibri"/>
-          <w:color w:val="000000"/>
-          <w:sz w:val="21"/>
-          <w:szCs w:val="21"/>
-        </w:rPr>
-        <w:t>access</w:t>
-      </w:r>
-      <w:proofErr w:type="gramEnd"/>
-      <w:r>
-        <w:rPr>
-          <w:rFonts w:ascii="Calibri" w:eastAsia="Times New Roman" w:hAnsi="Calibri" w:cs="Calibri"/>
-          <w:color w:val="000000"/>
-          <w:sz w:val="21"/>
-          <w:szCs w:val="21"/>
-        </w:rPr>
-        <w:t xml:space="preserve"> decisions from persisted records and implementing idempotent label writes with explicit transaction handling, constraint translation, and post-transaction reads</w:t>
+        <w:t>Strengthened record-scoped authorization and concurrent-write reliability by deriving access decisions from persisted records and implementing idempotent label writes with explicit transaction handling, constraint translation, and post-transaction reads</w:t>
       </w:r>
     </w:p>
     <w:p>
@@ -1329,27 +1309,7 @@
           <w:sz w:val="21"/>
           <w:szCs w:val="21"/>
         </w:rPr>
-        <w:t xml:space="preserve">Built keyset-batched bulk labeling for up to 500 risks per request with item-level outcomes and delivered an AWS Cloudscape governance UI with filtering, grouping, </w:t>
-      </w:r>
-      <w:proofErr w:type="gramStart"/>
-      <w:r>
-        <w:rPr>
-          <w:rFonts w:ascii="Calibri" w:eastAsia="Times New Roman" w:hAnsi="Calibri" w:cs="Calibri"/>
-          <w:color w:val="000000"/>
-          <w:sz w:val="21"/>
-          <w:szCs w:val="21"/>
-        </w:rPr>
-        <w:t>drill-downs</w:t>
-      </w:r>
-      <w:proofErr w:type="gramEnd"/>
-      <w:r>
-        <w:rPr>
-          <w:rFonts w:ascii="Calibri" w:eastAsia="Times New Roman" w:hAnsi="Calibri" w:cs="Calibri"/>
-          <w:color w:val="000000"/>
-          <w:sz w:val="21"/>
-          <w:szCs w:val="21"/>
-        </w:rPr>
-        <w:t>, and change history; reduced grouped-report API calls from 10 to 1 and data-fetch latency by approximately 80%; and implemented formula-safe CSV/Excel exports</w:t>
+        <w:t>Built keyset-batched bulk labeling for up to 500 risks per request with item-level outcomes and delivered an AWS Cloudscape governance UI with filtering, grouping, drill-downs, and change history; reduced grouped-report API calls from 10 to 1 and data-fetch latency by approximately 80%; and implemented formula-safe CSV/Excel exports</w:t>
       </w:r>
     </w:p>
     <w:p>
@@ -1597,8 +1557,79 @@
           <w:sz w:val="21"/>
           <w:szCs w:val="21"/>
         </w:rPr>
-        <w:t>robot policy infrastructure for deployment, teleoperation, evaluation, and demos across MolmoSpaces, MolmoAct2, MolmoB0T, and TOPReward</w:t>
-      </w:r>
+        <w:t xml:space="preserve">robot policy infrastructure for deployment, teleoperation, evaluation, and demos across </w:t>
+      </w:r>
+      <w:hyperlink r:id="rId11" w:history="1">
+        <w:r>
+          <w:rPr>
+            <w:rStyle w:val="aa"/>
+            <w:rFonts w:ascii="Calibri" w:eastAsia="Times New Roman" w:hAnsi="Calibri" w:cs="Calibri"/>
+            <w:sz w:val="21"/>
+            <w:szCs w:val="21"/>
+          </w:rPr>
+          <w:t>MolmoSpaces</w:t>
+        </w:r>
+      </w:hyperlink>
+      <w:r>
+        <w:rPr>
+          <w:rFonts w:ascii="Calibri" w:eastAsia="Times New Roman" w:hAnsi="Calibri" w:cs="Calibri"/>
+          <w:color w:val="000000"/>
+          <w:sz w:val="21"/>
+          <w:szCs w:val="21"/>
+        </w:rPr>
+        <w:t xml:space="preserve">, </w:t>
+      </w:r>
+      <w:hyperlink r:id="rId12" w:history="1">
+        <w:r>
+          <w:rPr>
+            <w:rStyle w:val="aa"/>
+            <w:rFonts w:ascii="Calibri" w:eastAsia="Times New Roman" w:hAnsi="Calibri" w:cs="Calibri"/>
+            <w:sz w:val="21"/>
+            <w:szCs w:val="21"/>
+          </w:rPr>
+          <w:t>MolmoAct2</w:t>
+        </w:r>
+      </w:hyperlink>
+      <w:r>
+        <w:rPr>
+          <w:rFonts w:ascii="Calibri" w:eastAsia="Times New Roman" w:hAnsi="Calibri" w:cs="Calibri"/>
+          <w:color w:val="000000"/>
+          <w:sz w:val="21"/>
+          <w:szCs w:val="21"/>
+        </w:rPr>
+        <w:t xml:space="preserve">, </w:t>
+      </w:r>
+      <w:hyperlink r:id="rId13" w:history="1">
+        <w:r>
+          <w:rPr>
+            <w:rStyle w:val="aa"/>
+            <w:rFonts w:ascii="Calibri" w:eastAsia="Times New Roman" w:hAnsi="Calibri" w:cs="Calibri"/>
+            <w:sz w:val="21"/>
+            <w:szCs w:val="21"/>
+          </w:rPr>
+          <w:t>MolmoB0T</w:t>
+        </w:r>
+      </w:hyperlink>
+      <w:r>
+        <w:rPr>
+          <w:rFonts w:ascii="Calibri" w:eastAsia="Times New Roman" w:hAnsi="Calibri" w:cs="Calibri"/>
+          <w:color w:val="000000"/>
+          <w:sz w:val="21"/>
+          <w:szCs w:val="21"/>
+        </w:rPr>
+        <w:t xml:space="preserve">, and </w:t>
+      </w:r>
+      <w:hyperlink r:id="rId14" w:history="1">
+        <w:r>
+          <w:rPr>
+            <w:rStyle w:val="aa"/>
+            <w:rFonts w:ascii="Calibri" w:eastAsia="Times New Roman" w:hAnsi="Calibri" w:cs="Calibri"/>
+            <w:sz w:val="21"/>
+            <w:szCs w:val="21"/>
+          </w:rPr>
+          <w:t>TOPReward</w:t>
+        </w:r>
+      </w:hyperlink>
     </w:p>
     <w:p>
       <w:pPr>
@@ -2212,7 +2243,7 @@
         </w:rPr>
         <w:t xml:space="preserve"> </w:t>
       </w:r>
-      <w:hyperlink r:id="rId11" w:history="1">
+      <w:hyperlink r:id="rId15" w:history="1">
         <w:r>
           <w:rPr>
             <w:rStyle w:val="aa"/>
@@ -2356,7 +2387,7 @@
         </w:rPr>
         <w:t xml:space="preserve"> </w:t>
       </w:r>
-      <w:hyperlink r:id="rId12" w:history="1">
+      <w:hyperlink r:id="rId16" w:history="1">
         <w:r>
           <w:rPr>
             <w:rStyle w:val="aa"/>
@@ -2563,7 +2594,7 @@
         </w:rPr>
         <w:t xml:space="preserve"> </w:t>
       </w:r>
-      <w:hyperlink r:id="rId13" w:history="1">
+      <w:hyperlink r:id="rId17" w:history="1">
         <w:r>
           <w:rPr>
             <w:rStyle w:val="aa"/>
@@ -2653,7 +2684,7 @@
         </w:rPr>
         <w:t xml:space="preserve">. </w:t>
       </w:r>
-      <w:hyperlink r:id="rId14" w:history="1">
+      <w:hyperlink r:id="rId18" w:history="1">
         <w:r>
           <w:rPr>
             <w:rStyle w:val="aa"/>
@@ -2752,7 +2783,7 @@
         </w:rPr>
         <w:t xml:space="preserve">et al., “Using Deep Learning-Based Methods for Automated Segmentation of Soft Tissues from Shoulder Ultrasound Images,” IEEE Access, Vol. 12, pp. 111,481-111,492, July 2024. </w:t>
       </w:r>
-      <w:hyperlink r:id="rId15" w:history="1">
+      <w:hyperlink r:id="rId19" w:history="1">
         <w:r>
           <w:rPr>
             <w:rStyle w:val="aa"/>
@@ -2765,7 +2796,7 @@
       </w:hyperlink>
     </w:p>
     <w:sectPr>
-      <w:footerReference w:type="default" r:id="rId16"/>
+      <w:footerReference w:type="default" r:id="rId20"/>
       <w:pgSz w:w="11906" w:h="16838"/>
       <w:pgMar w:top="851" w:right="851" w:bottom="851" w:left="851" w:header="340" w:footer="227" w:gutter="0"/>
       <w:pgNumType w:start="1"/>
